--- a/masters/meeting-minutes/meeting-minutes.docx
+++ b/masters/meeting-minutes/meeting-minutes.docx
@@ -533,7 +533,7 @@
           <w:p>
             <w:pPr>
               <w:spacing w:after="0" w:line="312" w:lineRule="auto"/>
-              <w:jc w:val="left"/>
+              <w:jc w:val="center"/>
             </w:pPr>
             <w:r/>
             <w:r>
@@ -559,7 +559,7 @@
           <w:p>
             <w:pPr>
               <w:spacing w:after="0" w:line="312" w:lineRule="auto"/>
-              <w:jc w:val="left"/>
+              <w:jc w:val="center"/>
             </w:pPr>
             <w:r/>
             <w:r>
@@ -590,7 +590,7 @@
           <w:p>
             <w:pPr>
               <w:spacing w:after="0" w:line="312" w:lineRule="auto"/>
-              <w:jc w:val="left"/>
+              <w:jc w:val="center"/>
             </w:pPr>
             <w:r/>
             <w:r>
@@ -616,7 +616,7 @@
           <w:p>
             <w:pPr>
               <w:spacing w:after="0" w:line="312" w:lineRule="auto"/>
-              <w:jc w:val="left"/>
+              <w:jc w:val="center"/>
             </w:pPr>
             <w:r/>
             <w:r>
@@ -647,7 +647,7 @@
           <w:p>
             <w:pPr>
               <w:spacing w:after="0" w:line="312" w:lineRule="auto"/>
-              <w:jc w:val="left"/>
+              <w:jc w:val="center"/>
             </w:pPr>
             <w:r/>
             <w:r>
@@ -673,7 +673,7 @@
           <w:p>
             <w:pPr>
               <w:spacing w:after="0" w:line="312" w:lineRule="auto"/>
-              <w:jc w:val="left"/>
+              <w:jc w:val="center"/>
             </w:pPr>
             <w:r/>
             <w:r>
@@ -704,7 +704,7 @@
           <w:p>
             <w:pPr>
               <w:spacing w:after="0" w:line="312" w:lineRule="auto"/>
-              <w:jc w:val="left"/>
+              <w:jc w:val="center"/>
             </w:pPr>
             <w:r/>
             <w:r>
@@ -730,7 +730,7 @@
           <w:p>
             <w:pPr>
               <w:spacing w:after="0" w:line="312" w:lineRule="auto"/>
-              <w:jc w:val="left"/>
+              <w:jc w:val="center"/>
             </w:pPr>
             <w:r/>
             <w:r>
@@ -761,7 +761,7 @@
           <w:p>
             <w:pPr>
               <w:spacing w:after="0" w:line="312" w:lineRule="auto"/>
-              <w:jc w:val="left"/>
+              <w:jc w:val="center"/>
             </w:pPr>
             <w:r/>
             <w:r>
@@ -787,7 +787,7 @@
           <w:p>
             <w:pPr>
               <w:spacing w:after="0" w:line="312" w:lineRule="auto"/>
-              <w:jc w:val="left"/>
+              <w:jc w:val="center"/>
             </w:pPr>
             <w:r/>
             <w:r>
@@ -818,7 +818,7 @@
           <w:p>
             <w:pPr>
               <w:spacing w:after="0" w:line="312" w:lineRule="auto"/>
-              <w:jc w:val="left"/>
+              <w:jc w:val="center"/>
             </w:pPr>
             <w:r/>
             <w:r>
@@ -844,7 +844,7 @@
           <w:p>
             <w:pPr>
               <w:spacing w:after="0" w:line="312" w:lineRule="auto"/>
-              <w:jc w:val="left"/>
+              <w:jc w:val="center"/>
             </w:pPr>
             <w:r/>
             <w:r>
@@ -875,7 +875,7 @@
           <w:p>
             <w:pPr>
               <w:spacing w:after="0" w:line="312" w:lineRule="auto"/>
-              <w:jc w:val="left"/>
+              <w:jc w:val="center"/>
             </w:pPr>
             <w:r/>
             <w:r>
@@ -901,7 +901,7 @@
           <w:p>
             <w:pPr>
               <w:spacing w:after="0" w:line="312" w:lineRule="auto"/>
-              <w:jc w:val="left"/>
+              <w:jc w:val="center"/>
             </w:pPr>
             <w:r/>
             <w:r>
@@ -932,7 +932,7 @@
           <w:p>
             <w:pPr>
               <w:spacing w:after="0" w:line="312" w:lineRule="auto"/>
-              <w:jc w:val="left"/>
+              <w:jc w:val="center"/>
             </w:pPr>
             <w:r/>
             <w:r>
@@ -958,7 +958,7 @@
           <w:p>
             <w:pPr>
               <w:spacing w:after="0" w:line="312" w:lineRule="auto"/>
-              <w:jc w:val="left"/>
+              <w:jc w:val="center"/>
             </w:pPr>
             <w:r/>
             <w:r>
@@ -989,7 +989,7 @@
           <w:p>
             <w:pPr>
               <w:spacing w:after="0" w:line="312" w:lineRule="auto"/>
-              <w:jc w:val="left"/>
+              <w:jc w:val="center"/>
             </w:pPr>
             <w:r/>
             <w:r>
@@ -1015,7 +1015,7 @@
           <w:p>
             <w:pPr>
               <w:spacing w:after="0" w:line="312" w:lineRule="auto"/>
-              <w:jc w:val="left"/>
+              <w:jc w:val="center"/>
             </w:pPr>
             <w:r/>
             <w:r>
@@ -1046,7 +1046,7 @@
           <w:p>
             <w:pPr>
               <w:spacing w:after="0" w:line="312" w:lineRule="auto"/>
-              <w:jc w:val="left"/>
+              <w:jc w:val="center"/>
             </w:pPr>
             <w:r/>
             <w:r>
@@ -1072,7 +1072,7 @@
           <w:p>
             <w:pPr>
               <w:spacing w:after="0" w:line="312" w:lineRule="auto"/>
-              <w:jc w:val="left"/>
+              <w:jc w:val="center"/>
             </w:pPr>
             <w:r/>
             <w:r>
@@ -1309,7 +1309,7 @@
           <w:p>
             <w:pPr>
               <w:spacing w:after="0" w:line="312" w:lineRule="auto"/>
-              <w:jc w:val="left"/>
+              <w:jc w:val="center"/>
             </w:pPr>
             <w:r/>
             <w:r>
@@ -1335,7 +1335,7 @@
           <w:p>
             <w:pPr>
               <w:spacing w:after="0" w:line="312" w:lineRule="auto"/>
-              <w:jc w:val="left"/>
+              <w:jc w:val="center"/>
             </w:pPr>
             <w:r/>
             <w:r>
@@ -1361,7 +1361,7 @@
           <w:p>
             <w:pPr>
               <w:spacing w:after="0" w:line="312" w:lineRule="auto"/>
-              <w:jc w:val="left"/>
+              <w:jc w:val="center"/>
             </w:pPr>
             <w:r/>
             <w:r>
@@ -1387,7 +1387,7 @@
           <w:p>
             <w:pPr>
               <w:spacing w:after="0" w:line="312" w:lineRule="auto"/>
-              <w:jc w:val="left"/>
+              <w:jc w:val="center"/>
             </w:pPr>
             <w:r/>
             <w:r>
@@ -1413,7 +1413,7 @@
           <w:p>
             <w:pPr>
               <w:spacing w:after="0" w:line="312" w:lineRule="auto"/>
-              <w:jc w:val="left"/>
+              <w:jc w:val="center"/>
             </w:pPr>
             <w:r/>
             <w:r>
@@ -1444,7 +1444,7 @@
           <w:p>
             <w:pPr>
               <w:spacing w:after="0" w:line="312" w:lineRule="auto"/>
-              <w:jc w:val="left"/>
+              <w:jc w:val="center"/>
             </w:pPr>
             <w:r/>
             <w:r>
@@ -1470,7 +1470,7 @@
           <w:p>
             <w:pPr>
               <w:spacing w:after="0" w:line="312" w:lineRule="auto"/>
-              <w:jc w:val="left"/>
+              <w:jc w:val="center"/>
             </w:pPr>
             <w:r/>
             <w:r>
@@ -1496,7 +1496,7 @@
           <w:p>
             <w:pPr>
               <w:spacing w:after="0" w:line="312" w:lineRule="auto"/>
-              <w:jc w:val="left"/>
+              <w:jc w:val="center"/>
             </w:pPr>
             <w:r/>
             <w:r>
@@ -1522,7 +1522,7 @@
           <w:p>
             <w:pPr>
               <w:spacing w:after="0" w:line="312" w:lineRule="auto"/>
-              <w:jc w:val="left"/>
+              <w:jc w:val="center"/>
             </w:pPr>
             <w:r/>
             <w:r>
@@ -1548,7 +1548,7 @@
           <w:p>
             <w:pPr>
               <w:spacing w:after="0" w:line="312" w:lineRule="auto"/>
-              <w:jc w:val="left"/>
+              <w:jc w:val="center"/>
             </w:pPr>
             <w:r/>
             <w:r>
@@ -1579,7 +1579,7 @@
           <w:p>
             <w:pPr>
               <w:spacing w:after="0" w:line="312" w:lineRule="auto"/>
-              <w:jc w:val="left"/>
+              <w:jc w:val="center"/>
             </w:pPr>
             <w:r/>
             <w:r>
@@ -1605,7 +1605,7 @@
           <w:p>
             <w:pPr>
               <w:spacing w:after="0" w:line="312" w:lineRule="auto"/>
-              <w:jc w:val="left"/>
+              <w:jc w:val="center"/>
             </w:pPr>
             <w:r/>
             <w:r>
@@ -1631,7 +1631,7 @@
           <w:p>
             <w:pPr>
               <w:spacing w:after="0" w:line="312" w:lineRule="auto"/>
-              <w:jc w:val="left"/>
+              <w:jc w:val="center"/>
             </w:pPr>
             <w:r/>
             <w:r>
@@ -1657,7 +1657,7 @@
           <w:p>
             <w:pPr>
               <w:spacing w:after="0" w:line="312" w:lineRule="auto"/>
-              <w:jc w:val="left"/>
+              <w:jc w:val="center"/>
             </w:pPr>
             <w:r/>
             <w:r>
@@ -1683,7 +1683,7 @@
           <w:p>
             <w:pPr>
               <w:spacing w:after="0" w:line="312" w:lineRule="auto"/>
-              <w:jc w:val="left"/>
+              <w:jc w:val="center"/>
             </w:pPr>
             <w:r/>
             <w:r>
@@ -1714,7 +1714,7 @@
           <w:p>
             <w:pPr>
               <w:spacing w:after="0" w:line="312" w:lineRule="auto"/>
-              <w:jc w:val="left"/>
+              <w:jc w:val="center"/>
             </w:pPr>
             <w:r/>
             <w:r>
@@ -1740,7 +1740,7 @@
           <w:p>
             <w:pPr>
               <w:spacing w:after="0" w:line="312" w:lineRule="auto"/>
-              <w:jc w:val="left"/>
+              <w:jc w:val="center"/>
             </w:pPr>
             <w:r/>
             <w:r>
@@ -1766,7 +1766,7 @@
           <w:p>
             <w:pPr>
               <w:spacing w:after="0" w:line="312" w:lineRule="auto"/>
-              <w:jc w:val="left"/>
+              <w:jc w:val="center"/>
             </w:pPr>
             <w:r/>
             <w:r>
@@ -1792,7 +1792,7 @@
           <w:p>
             <w:pPr>
               <w:spacing w:after="0" w:line="312" w:lineRule="auto"/>
-              <w:jc w:val="left"/>
+              <w:jc w:val="center"/>
             </w:pPr>
             <w:r/>
             <w:r>
@@ -1818,7 +1818,7 @@
           <w:p>
             <w:pPr>
               <w:spacing w:after="0" w:line="312" w:lineRule="auto"/>
-              <w:jc w:val="left"/>
+              <w:jc w:val="center"/>
             </w:pPr>
             <w:r/>
             <w:r>
@@ -1849,7 +1849,7 @@
           <w:p>
             <w:pPr>
               <w:spacing w:after="0" w:line="312" w:lineRule="auto"/>
-              <w:jc w:val="left"/>
+              <w:jc w:val="center"/>
             </w:pPr>
             <w:r/>
             <w:r>
@@ -1875,7 +1875,7 @@
           <w:p>
             <w:pPr>
               <w:spacing w:after="0" w:line="312" w:lineRule="auto"/>
-              <w:jc w:val="left"/>
+              <w:jc w:val="center"/>
             </w:pPr>
             <w:r/>
             <w:r>
@@ -1901,7 +1901,7 @@
           <w:p>
             <w:pPr>
               <w:spacing w:after="0" w:line="312" w:lineRule="auto"/>
-              <w:jc w:val="left"/>
+              <w:jc w:val="center"/>
             </w:pPr>
             <w:r/>
             <w:r>
@@ -1927,7 +1927,7 @@
           <w:p>
             <w:pPr>
               <w:spacing w:after="0" w:line="312" w:lineRule="auto"/>
-              <w:jc w:val="left"/>
+              <w:jc w:val="center"/>
             </w:pPr>
             <w:r/>
             <w:r>
@@ -1953,7 +1953,7 @@
           <w:p>
             <w:pPr>
               <w:spacing w:after="0" w:line="312" w:lineRule="auto"/>
-              <w:jc w:val="left"/>
+              <w:jc w:val="center"/>
             </w:pPr>
             <w:r/>
             <w:r>
@@ -1984,7 +1984,7 @@
           <w:p>
             <w:pPr>
               <w:spacing w:after="0" w:line="312" w:lineRule="auto"/>
-              <w:jc w:val="left"/>
+              <w:jc w:val="center"/>
             </w:pPr>
             <w:r/>
             <w:r>
@@ -2010,7 +2010,7 @@
           <w:p>
             <w:pPr>
               <w:spacing w:after="0" w:line="312" w:lineRule="auto"/>
-              <w:jc w:val="left"/>
+              <w:jc w:val="center"/>
             </w:pPr>
             <w:r/>
             <w:r>
@@ -2036,7 +2036,7 @@
           <w:p>
             <w:pPr>
               <w:spacing w:after="0" w:line="312" w:lineRule="auto"/>
-              <w:jc w:val="left"/>
+              <w:jc w:val="center"/>
             </w:pPr>
             <w:r/>
             <w:r>
@@ -2062,7 +2062,7 @@
           <w:p>
             <w:pPr>
               <w:spacing w:after="0" w:line="312" w:lineRule="auto"/>
-              <w:jc w:val="left"/>
+              <w:jc w:val="center"/>
             </w:pPr>
             <w:r/>
             <w:r>
@@ -2088,7 +2088,7 @@
           <w:p>
             <w:pPr>
               <w:spacing w:after="0" w:line="312" w:lineRule="auto"/>
-              <w:jc w:val="left"/>
+              <w:jc w:val="center"/>
             </w:pPr>
             <w:r/>
             <w:r>
